--- a/libro/docx/02_invariantes.docx
+++ b/libro/docx/02_invariantes.docx
@@ -25,7 +25,7 @@
           <w:i w:val="0"/>
           <w:u w:val="none"/>
         </w:rPr>
-        <w:t xml:space="preserve">Imagina un aula de periodismo en alguna universidad del norte, en 1917. El profesor escribe seis letras en la pizarra: </w:t>
+        <w:t xml:space="preserve">Imagina por un momento que estás en un aula de periodismo de cualquier universidad norteamericana, alrededor del año 1917. El profesor entra, toma una tiza y escribe seis letras mayúsculas en la pizarra: </w:t>
       </w:r>
       <w:r>
         <w:rPr>
@@ -33,7 +33,7 @@
           <w:i/>
           <w:u w:val="none"/>
         </w:rPr>
-        <w:t>W, W, W, W, W, H.</w:t>
+        <w:t>W, W, W, W, W, H</w:t>
       </w:r>
       <w:r>
         <w:rPr>
@@ -41,7 +41,7 @@
           <w:i w:val="0"/>
           <w:u w:val="none"/>
         </w:rPr>
-        <w:t xml:space="preserve"> Y abajo, una palabra inglesa para cada una: </w:t>
+        <w:t xml:space="preserve">. Debajo de cada una, anota su significado en inglés: </w:t>
       </w:r>
       <w:r>
         <w:rPr>
@@ -57,7 +57,7 @@
           <w:i w:val="0"/>
           <w:u w:val="none"/>
         </w:rPr>
-        <w:t>. Esa noche, el alumno que pretenda salir aprobado tendrá que leer una nota del diario y subrayar, en colores distintos, las seis respuestas. Si alguna está ausente, la nota se descarta como incompleta.</w:t>
+        <w:t xml:space="preserve"> (quién, qué, dónde, cuándo, por qué y cómo). La consigna para los alumnos es simple pero estricta: para aprobar el ejercicio de esa noche, deben leer un recorte de periódico y subrayar, con colores distintos, las respuestas exactas a esas seis preguntas. Si el texto omite una sola de ellas, la noticia se descarta por estar incompleta.</w:t>
       </w:r>
     </w:p>
     <w:p>
@@ -67,7 +67,7 @@
           <w:i w:val="0"/>
           <w:u w:val="none"/>
         </w:rPr>
-        <w:t xml:space="preserve">El ejercicio no era una ocurrencia. El manual de Willard Bleyer </w:t>
+        <w:t xml:space="preserve">Este ejercicio no era una ocurrencia pasajera del profesor. El manual </w:t>
       </w:r>
       <w:r>
         <w:rPr>
@@ -83,15 +83,17 @@
           <w:i w:val="0"/>
           <w:u w:val="none"/>
         </w:rPr>
-        <w:t xml:space="preserve">, publicado cuatro años antes [3], lo había codificado como obligación profesional: toda nota informativa debe responder, idealmente en el primer párrafo, las cinco </w:t>
+        <w:t xml:space="preserve">, publicado apenas cuatro años antes por Willard Bleyer </w:t>
       </w:r>
       <w:r>
         <w:rPr>
+          <w:rFonts w:ascii="Courier New" w:hAnsi="Courier New"/>
           <w:b w:val="0"/>
-          <w:i/>
+          <w:i w:val="0"/>
+          <w:sz w:val="20"/>
           <w:u w:val="none"/>
         </w:rPr>
-        <w:t>W</w:t>
+        <w:t>[3]</w:t>
       </w:r>
       <w:r>
         <w:rPr>
@@ -99,23 +101,7 @@
           <w:i w:val="0"/>
           <w:u w:val="none"/>
         </w:rPr>
-        <w:t xml:space="preserve"> y la </w:t>
-      </w:r>
-      <w:r>
-        <w:rPr>
-          <w:b w:val="0"/>
-          <w:i/>
-          <w:u w:val="none"/>
-        </w:rPr>
-        <w:t>H</w:t>
-      </w:r>
-      <w:r>
-        <w:rPr>
-          <w:b w:val="0"/>
-          <w:i w:val="0"/>
-          <w:u w:val="none"/>
-        </w:rPr>
-        <w:t xml:space="preserve">. Esa regla — los </w:t>
+        <w:t xml:space="preserve">, había formalizado esto como la regla de oro de la profesión: cualquier noticia bien construida debía responder a estas seis interrogantes, idealmente en su primer párrafo. Esta regla metodológica, bautizada mundialmente como las </w:t>
       </w:r>
       <w:r>
         <w:rPr>
@@ -131,7 +117,7 @@
           <w:i w:val="0"/>
           <w:u w:val="none"/>
         </w:rPr>
-        <w:t xml:space="preserve"> — sobrevivió todo el siglo XX, atravesó la transición al periodismo digital, y sigue enseñándose hoy en cualquier escuela de comunicación del mundo.</w:t>
+        <w:t>, sobrevivió intacta a todo el siglo XX, superó la transición hacia el periodismo digital y se sigue enseñando hoy como el estándar básico en las escuelas de comunicación de todo el planeta.</w:t>
       </w:r>
     </w:p>
     <w:p>
@@ -141,7 +127,17 @@
           <w:i w:val="0"/>
           <w:u w:val="none"/>
         </w:rPr>
-        <w:t>La pregunta interesante no es por qué Bleyer la propuso, sino por qué prendió. Una regla didáctica se olvida en una generación; una regla que captura algo verdadero del oficio sobrevive. Y los 5W1H sobrevivieron porque no son una invención periodística: son el redescubrimiento de un patrón que aparece, una y otra vez, en sitios muy distintos de la historia del pensamiento.</w:t>
+        <w:t xml:space="preserve">Lo verdaderamente interesante de esta anécdota no es preguntarnos por qué a Bleyer se le ocurrió la regla, sino por qué funcionó con tanta eficacia. Cuando un académico inventa una regla por capricho, la industria suele olvidarla en la siguiente generación. Pero cuando una norma sobrevive más de cien años en un entorno tan cambiante, es porque ha logrado capturar una verdad estructural profunda. </w:t>
+      </w:r>
+    </w:p>
+    <w:p>
+      <w:r>
+        <w:rPr>
+          <w:b w:val="0"/>
+          <w:i w:val="0"/>
+          <w:u w:val="none"/>
+        </w:rPr>
+        <w:t>Las 5W1H no sobrevivieron por ser un "invento" brillante de los periodistas; sobrevivieron porque fueron el redescubrimiento moderno de un patrón cognitivo que aparece una y otra vez a lo largo de la historia de la humanidad.</w:t>
       </w:r>
     </w:p>
     <w:p>
@@ -159,7 +155,7 @@
           <w:i w:val="0"/>
           <w:u w:val="none"/>
         </w:rPr>
-        <w:t>Bleyer no era ningún erudito clásico, pero la idea que codificó tenía dos mil años. La pista directa pasa por Cicerón.</w:t>
+        <w:t>Bleyer probablemente no era un erudito en historia antigua, pero la matriz analítica que acababa de plasmar en su manual ya llevaba más de dos mil años circulando. Si rastreamos esta idea hacia el pasado, nos topamos de frente con la retórica de la antigua Roma, y específicamente con Cicerón.</w:t>
       </w:r>
     </w:p>
     <w:p>
@@ -169,7 +165,7 @@
           <w:i w:val="0"/>
           <w:u w:val="none"/>
         </w:rPr>
-        <w:t xml:space="preserve">A mediados del siglo I antes de Cristo, Cicerón escribió </w:t>
+        <w:t xml:space="preserve">A mediados del siglo I antes de Cristo, Cicerón redactó un tratado fundamental para enseñar a hablar en público y argumentar en los tribunales, llamado </w:t>
       </w:r>
       <w:r>
         <w:rPr>
@@ -185,7 +181,25 @@
           <w:i w:val="0"/>
           <w:u w:val="none"/>
         </w:rPr>
-        <w:t xml:space="preserve">, uno de los manuales de retórica fundacionales [2]. En él, recogiendo trabajos previos del griego Hermágoras de Temnos, propuso que cualquier discusión sobre un acto humano debía considerar siete </w:t>
+        <w:t xml:space="preserve"> </w:t>
+      </w:r>
+      <w:r>
+        <w:rPr>
+          <w:rFonts w:ascii="Courier New" w:hAnsi="Courier New"/>
+          <w:b w:val="0"/>
+          <w:i w:val="0"/>
+          <w:sz w:val="20"/>
+          <w:u w:val="none"/>
+        </w:rPr>
+        <w:t>[2]</w:t>
+      </w:r>
+      <w:r>
+        <w:rPr>
+          <w:b w:val="0"/>
+          <w:i w:val="0"/>
+          <w:u w:val="none"/>
+        </w:rPr>
+        <w:t xml:space="preserve">. En este texto, rescatando conceptos de un filósofo griego llamado Hermágoras, propuso que cualquier análisis serio sobre los actos de una persona debía estructurarse alrededor de siete </w:t>
       </w:r>
       <w:r>
         <w:rPr>
@@ -201,7 +215,7 @@
           <w:i w:val="0"/>
           <w:u w:val="none"/>
         </w:rPr>
-        <w:t>:</w:t>
+        <w:t xml:space="preserve"> (circunstancias):</w:t>
       </w:r>
     </w:p>
     <w:p>
@@ -233,7 +247,7 @@
           <w:i w:val="0"/>
           <w:u w:val="none"/>
         </w:rPr>
-        <w:t>La lista no era un dispositivo retórico decorativo. Era una herramienta de análisis. Si un orador quería sostener que un acusado actuó por necesidad, o por error, o por dolo, tenía que reconstruir esas siete dimensiones para que la argumentación cerrara. Si alguna se quedaba sin responder, la argumentación tenía un hueco por donde el rival podía entrar.</w:t>
+        <w:t>Para Cicerón, esta lista no era un recurso retórico para sonar elegante. Era una herramienta de ingeniería legal. Si un abogado pretendía defender a un acusado argumentando que actuó por necesidad, o buscaba incriminarlo demostrando malicia, tenía la obligación de reconstruir la historia paso a paso utilizando esas siete dimensiones. Si el abogado olvidaba responder a una sola de esas preguntas, su argumento presentaba una falla estructural por donde la contraparte podía destruir su caso.</w:t>
       </w:r>
     </w:p>
     <w:p>
@@ -243,7 +257,7 @@
           <w:i w:val="0"/>
           <w:u w:val="none"/>
         </w:rPr>
-        <w:t xml:space="preserve">Quintiliano, un siglo después, refinó la lista en su </w:t>
+        <w:t xml:space="preserve">Un siglo más tarde, otro romano llamado Quintiliano perfeccionó esta metodología en su obra </w:t>
       </w:r>
       <w:r>
         <w:rPr>
@@ -259,7 +273,25 @@
           <w:i w:val="0"/>
           <w:u w:val="none"/>
         </w:rPr>
-        <w:t xml:space="preserve"> [25], y desde ahí la fórmula viajó por la escolástica medieval. En la </w:t>
+        <w:t xml:space="preserve"> </w:t>
+      </w:r>
+      <w:r>
+        <w:rPr>
+          <w:rFonts w:ascii="Courier New" w:hAnsi="Courier New"/>
+          <w:b w:val="0"/>
+          <w:i w:val="0"/>
+          <w:sz w:val="20"/>
+          <w:u w:val="none"/>
+        </w:rPr>
+        <w:t>[25]</w:t>
+      </w:r>
+      <w:r>
+        <w:rPr>
+          <w:b w:val="0"/>
+          <w:i w:val="0"/>
+          <w:u w:val="none"/>
+        </w:rPr>
+        <w:t xml:space="preserve">. A partir de ahí, la fórmula viajó intacta a través del tiempo hasta llegar a la Edad Media. En su monumental </w:t>
       </w:r>
       <w:r>
         <w:rPr>
@@ -275,15 +307,17 @@
           <w:i w:val="0"/>
           <w:u w:val="none"/>
         </w:rPr>
-        <w:t xml:space="preserve"> (I-II, q. 7), Tomás de Aquino retoma las circunstancias como categorías para evaluar la moralidad de un acto [26]: </w:t>
+        <w:t xml:space="preserve">, Tomás de Aquino retomó exactamente estas mismas circunstancias, esta vez para evaluar si una acción humana era moralmente buena o mala </w:t>
       </w:r>
       <w:r>
         <w:rPr>
+          <w:rFonts w:ascii="Courier New" w:hAnsi="Courier New"/>
           <w:b w:val="0"/>
-          <w:i/>
+          <w:i w:val="0"/>
+          <w:sz w:val="20"/>
           <w:u w:val="none"/>
         </w:rPr>
-        <w:t>quis, quid, ubi, quando, cur, quomodo, quibus auxiliis</w:t>
+        <w:t>[26]</w:t>
       </w:r>
       <w:r>
         <w:rPr>
@@ -291,7 +325,7 @@
           <w:i w:val="0"/>
           <w:u w:val="none"/>
         </w:rPr>
-        <w:t>. La continuidad es directa: los romanos pasaron la antorcha a los medievales, los medievales la pasaron a los modernos, y para fines del siglo XIX el conjunto reaparece — sin atribución, sin citas, casi olvidada su fuente — como herramienta pragmática del periodismo norteamericano.</w:t>
+        <w:t xml:space="preserve">. </w:t>
       </w:r>
     </w:p>
     <w:p>
@@ -301,7 +335,17 @@
           <w:i w:val="0"/>
           <w:u w:val="none"/>
         </w:rPr>
-        <w:t>La historia tiene un sabor cómico: Bleyer no estaba inventando, estaba reinventando. Pero la cuestión filosóficamente interesante es otra. Si la lista resurge en contextos tan disímiles — tribunales romanos, manuales escolásticos, redacciones de diarios — algo tiene que estar haciendo que la lista vuelva. Y ese algo no puede ser un linaje cultural, porque los linajes se cortan, se mezclan, se olvidan. Tiene que ser un rasgo del problema que la lista intenta resolver: cómo describir, sin omisiones, un hecho del mundo.</w:t>
+        <w:t>La línea de transmisión histórica es innegable: los juristas romanos le pasaron el esquema a los teólogos medievales, estos se lo entregaron a los pensadores modernos y, para finales del siglo XIX, la misma lista reapareció (ya despojada de sus citas en latín) como un manual de uso práctico para las redacciones de noticias en Norteamérica.</w:t>
+      </w:r>
+    </w:p>
+    <w:p>
+      <w:r>
+        <w:rPr>
+          <w:b w:val="0"/>
+          <w:i w:val="0"/>
+          <w:u w:val="none"/>
+        </w:rPr>
+        <w:t>Visto en retrospectiva, resulta casi cómico que Bleyer creyera estar patentando la rueda periodística cuando solo la estaba desenterrando. Sin embargo, la lección que nos importa sacar de aquí es estrictamente arquitectónica. Si la misma lista exacta de preguntas reemerge de forma natural en entornos tan dispares como un tribunal romano, una iglesia medieval y un periódico moderno, se debe a que existe una fuerza de gravedad que obliga a esa lista a regresar. Y esa fuerza no es la tradición cultural —las tradiciones se diluyen o se olvidan—; la lista vuelve a aparecer porque es la única solución lógica a un problema de procesamiento de información universal: ¿cómo hacemos para describir un evento de la realidad sin dejar puntos ciegos?</w:t>
       </w:r>
     </w:p>
     <w:p>
@@ -319,23 +363,7 @@
           <w:i w:val="0"/>
           <w:u w:val="none"/>
         </w:rPr>
-        <w:t xml:space="preserve">La pista no termina con Cicerón. Tres siglos antes, Aristóteles ya había hecho el ejercicio sin la nomenclatura de las </w:t>
-      </w:r>
-      <w:r>
-        <w:rPr>
-          <w:b w:val="0"/>
-          <w:i/>
-          <w:u w:val="none"/>
-        </w:rPr>
-        <w:t>circumstantiae</w:t>
-      </w:r>
-      <w:r>
-        <w:rPr>
-          <w:b w:val="0"/>
-          <w:i w:val="0"/>
-          <w:u w:val="none"/>
-        </w:rPr>
-        <w:t>.</w:t>
+        <w:t>Y la historia no comienza con Cicerón. Trescientos años antes de que los romanos sistematizaran el derecho, el filósofo griego Aristóteles ya había ejecutado este mismo ejercicio analítico, aunque utilizando otro vocabulario.</w:t>
       </w:r>
     </w:p>
     <w:p>
@@ -345,7 +373,7 @@
           <w:i w:val="0"/>
           <w:u w:val="none"/>
         </w:rPr>
-        <w:t xml:space="preserve">En el libro III de la </w:t>
+        <w:t xml:space="preserve">En su célebre tratado </w:t>
       </w:r>
       <w:r>
         <w:rPr>
@@ -361,7 +389,25 @@
           <w:i w:val="0"/>
           <w:u w:val="none"/>
         </w:rPr>
-        <w:t xml:space="preserve"> [1], discutiendo la diferencia entre el acto voluntario y el involuntario, Aristóteles enumera lo que él llama las cosas que el agente, para ser plenamente responsable, debe conocer al actuar. La lista, en una traducción literal, es algo así:</w:t>
+        <w:t xml:space="preserve"> </w:t>
+      </w:r>
+      <w:r>
+        <w:rPr>
+          <w:rFonts w:ascii="Courier New" w:hAnsi="Courier New"/>
+          <w:b w:val="0"/>
+          <w:i w:val="0"/>
+          <w:sz w:val="20"/>
+          <w:u w:val="none"/>
+        </w:rPr>
+        <w:t>[1]</w:t>
+      </w:r>
+      <w:r>
+        <w:rPr>
+          <w:b w:val="0"/>
+          <w:i w:val="0"/>
+          <w:u w:val="none"/>
+        </w:rPr>
+        <w:t>, Aristóteles se enfrentó al problema de cómo diferenciar una acción realizada a propósito de una ocurrida por accidente. Para resolverlo, trazó un inventario de las variables que una persona debe conocer al momento de actuar para que la sociedad pueda considerarla plenamente responsable. Traducido a un lenguaje contemporáneo, el planteamiento de Aristóteles sostenía lo siguiente:</w:t>
       </w:r>
     </w:p>
     <w:p>
@@ -372,7 +418,7 @@
         <w:rPr>
           <w:i/>
         </w:rPr>
-        <w:t>El agente ignorante respecto de su acto puede ignorar (a) quién es, (b) qué hace, (c) acerca de qué o a quién lo hace, (d) con qué — por ejemplo, con qué instrumento, (e) por qué — por ejemplo, por la propia salud, (f) cómo lo hace — por ejemplo, con suavidad o con violencia.</w:t>
+        <w:t>Para determinar si alguien actuó en completa ignorancia, debemos verificar si desconocía: (a) quién es él mismo, (b) qué es lo que está haciendo, (c) a quién o sobre qué está recayendo la acción, (d) con qué instrumento lo hace, (e) por qué lo hace, o (f) cómo lo hace (por ejemplo, si aplicó fuerza moderada o violencia extrema).</w:t>
       </w:r>
     </w:p>
     <w:p>
@@ -382,7 +428,7 @@
           <w:i w:val="0"/>
           <w:u w:val="none"/>
         </w:rPr>
-        <w:t>La estructura es la misma: agente, acción, paciente, instrumento, finalidad, modo. Falta el "cuándo" — Aristóteles no lo lista explícitamente en este pasaje porque el contexto es la responsabilidad moral y el "cuándo" rara vez modifica la imputación —, pero el "cuándo" aparece en otros lugares del corpus aristotélico cuando discute el cambio y el devenir.</w:t>
+        <w:t>Si observamos el desglose, la estructura es idéntica a la que venimos rastreando: identifica al agente, la acción, el paciente, el instrumento, el motivo y el modo. Es cierto que falta la variable temporal ("¿cuándo?"), pero su ausencia en este párrafo específico es totalmente lógica: a la hora de juzgar si alguien es moralmente responsable de haber golpeado a otro, el momento exacto en el reloj es un dato casi siempre irrelevante. No obstante, el "cuándo" reaparece con fuerza en otros textos de Aristóteles cuando teoriza sobre el tiempo y el cambio físico.</w:t>
       </w:r>
     </w:p>
     <w:p>
@@ -392,23 +438,7 @@
           <w:i w:val="0"/>
           <w:u w:val="none"/>
         </w:rPr>
-        <w:t xml:space="preserve">Lo que Aristóteles llama </w:t>
-      </w:r>
-      <w:r>
-        <w:rPr>
-          <w:b w:val="0"/>
-          <w:i/>
-          <w:u w:val="none"/>
-        </w:rPr>
-        <w:t>aitia</w:t>
-      </w:r>
-      <w:r>
-        <w:rPr>
-          <w:b w:val="0"/>
-          <w:i w:val="0"/>
-          <w:u w:val="none"/>
-        </w:rPr>
-        <w:t xml:space="preserve"> — causas — incluye, además, una clasificación cuádruple (material, formal, eficiente, final) que se mapea sin esfuerzo a varias de las preguntas-W: la causa material es el "de qué"; la formal, el "qué" o "según qué"; la eficiente, el "quién" o el "por qué (agente)"; la final, el "para qué". La filosofía aristotélica está atravesada por la idea de que para entender algo hay que descomponerlo en sus dimensiones, y las dimensiones, una y otra vez, son las preguntas-W.</w:t>
+        <w:t>En resumen, la filosofía clásica ya estaba atravesada por una intuición metodológica brillante: para lograr comprender cualquier fenómeno del mundo real, es imperativo desensamblarlo en sus dimensiones naturales. Y esas dimensiones, sin falta, terminan mapeándose sobre nuestras preguntas básicas.</w:t>
       </w:r>
     </w:p>
     <w:p>
@@ -426,7 +456,7 @@
           <w:i w:val="0"/>
           <w:u w:val="none"/>
         </w:rPr>
-        <w:t>Hasta aquí la historia parece un asunto de filósofos europeos. Pero la pista más fuerte para sostener que las preguntas son universales, no convenciones culturales, viene de un lado completamente distinto: la lingüística comparada.</w:t>
+        <w:t>Hasta este punto de la argumentación, podría parecer que estamos frente a un sesgo cultural, una simple herencia del pensamiento occidental europeo. Sin embargo, la evidencia empírica más contundente de que este esquema es universal proviene de una disciplina estrictamente técnica: la lingüística comparada.</w:t>
       </w:r>
     </w:p>
     <w:p>
@@ -436,7 +466,7 @@
           <w:i w:val="0"/>
           <w:u w:val="none"/>
         </w:rPr>
-        <w:t>Si uno toma un idioma cualquiera del mundo — quechua, mandarín, swahili, vasco, hindi, japonés, árabe — y busca cómo se hacen preguntas en ese idioma, encuentra siempre el mismo elenco reducido: quién, qué, dónde, cuándo, cómo, por qué, cuál, cuánto. Los idiomas tienen sus particularidades — algunos distinguen "quién singular" de "quiénes plural" morfológicamente, otros no; algunos tienen una palabra para "cuál" y otra para "cuáles", otros no; algunos diferencian "dónde estás" de "dónde vas" con partículas distintas —, pero el inventario semántico de las preguntas básicas es asombrosamente estable.</w:t>
+        <w:t>Si analizamos cualquier idioma vivo del planeta —sea quechua, chino mandarín, swahili, euskera, árabe o español— y observamos la mecánica que utilizan sus hablantes para interrogar la realidad, encontraremos invariablemente el mismo conjunto compacto de palabras: quién, qué, dónde, cuándo, cómo, por qué, cuál y cuánto. Cada lengua tiene, por supuesto, sus propias rarezas gramaticales. Algunas poseen pronombres distintos para decir "quién" en singular o en plural; otras utilizan partículas específicas para diferenciar entre "dónde estoy" y "hacia dónde voy". Pero, a nivel semántico, el núcleo de preguntas base es asombrosamente idéntico en toda la especie humana.</w:t>
       </w:r>
     </w:p>
     <w:p>
@@ -446,7 +476,7 @@
           <w:i w:val="0"/>
           <w:u w:val="none"/>
         </w:rPr>
-        <w:t xml:space="preserve">Joseph Greenberg, en su trabajo seminal sobre universales lingüísticos [29], no se ocupó específicamente de las preguntas-W, pero su programa — buscar regularidades transversales a todas las lenguas humanas — abrió la puerta a estudios posteriores que sí lo hicieron. Una de las líneas más fructíferas es la de Anna Wierzbicka, quien postuló la existencia de un </w:t>
+        <w:t xml:space="preserve">A mediados del siglo XX, la investigadora Anna Wierzbicka lideró un proyecto monumental buscando identificar conceptos que significaran exactamente lo mismo en todas las culturas humanas. El resultado fue la formulación del </w:t>
       </w:r>
       <w:r>
         <w:rPr>
@@ -454,7 +484,7 @@
           <w:i w:val="0"/>
           <w:u w:val="none"/>
         </w:rPr>
-        <w:t>Natural Semantic Metalanguage</w:t>
+        <w:t>Metalenguaje Semántico Natural</w:t>
       </w:r>
       <w:r>
         <w:rPr>
@@ -462,15 +492,17 @@
           <w:i w:val="0"/>
           <w:u w:val="none"/>
         </w:rPr>
-        <w:t xml:space="preserve">: un conjunto reducido de primitivos semánticos que aparecen, con la misma denotación, en todos los idiomas humanos estudiados [28]. En su lista canónica de primitivos figuran, explícitamente: </w:t>
+        <w:t xml:space="preserve"> </w:t>
       </w:r>
       <w:r>
         <w:rPr>
+          <w:rFonts w:ascii="Courier New" w:hAnsi="Courier New"/>
           <w:b w:val="0"/>
-          <w:i/>
+          <w:i w:val="0"/>
+          <w:sz w:val="20"/>
           <w:u w:val="none"/>
         </w:rPr>
-        <w:t>somebody</w:t>
+        <w:t>[28]</w:t>
       </w:r>
       <w:r>
         <w:rPr>
@@ -478,71 +510,7 @@
           <w:i w:val="0"/>
           <w:u w:val="none"/>
         </w:rPr>
-        <w:t xml:space="preserve"> (quién), </w:t>
-      </w:r>
-      <w:r>
-        <w:rPr>
-          <w:b w:val="0"/>
-          <w:i/>
-          <w:u w:val="none"/>
-        </w:rPr>
-        <w:t>something</w:t>
-      </w:r>
-      <w:r>
-        <w:rPr>
-          <w:b w:val="0"/>
-          <w:i w:val="0"/>
-          <w:u w:val="none"/>
-        </w:rPr>
-        <w:t xml:space="preserve"> (qué), </w:t>
-      </w:r>
-      <w:r>
-        <w:rPr>
-          <w:b w:val="0"/>
-          <w:i/>
-          <w:u w:val="none"/>
-        </w:rPr>
-        <w:t>where</w:t>
-      </w:r>
-      <w:r>
-        <w:rPr>
-          <w:b w:val="0"/>
-          <w:i w:val="0"/>
-          <w:u w:val="none"/>
-        </w:rPr>
-        <w:t xml:space="preserve"> (dónde), </w:t>
-      </w:r>
-      <w:r>
-        <w:rPr>
-          <w:b w:val="0"/>
-          <w:i/>
-          <w:u w:val="none"/>
-        </w:rPr>
-        <w:t>when</w:t>
-      </w:r>
-      <w:r>
-        <w:rPr>
-          <w:b w:val="0"/>
-          <w:i w:val="0"/>
-          <w:u w:val="none"/>
-        </w:rPr>
-        <w:t xml:space="preserve"> (cuándo), </w:t>
-      </w:r>
-      <w:r>
-        <w:rPr>
-          <w:b w:val="0"/>
-          <w:i/>
-          <w:u w:val="none"/>
-        </w:rPr>
-        <w:t>because</w:t>
-      </w:r>
-      <w:r>
-        <w:rPr>
-          <w:b w:val="0"/>
-          <w:i w:val="0"/>
-          <w:u w:val="none"/>
-        </w:rPr>
-        <w:t xml:space="preserve"> (por qué). No están porque Wierzbicka los haya elegido por gusto: están porque resistieron pruebas de traducción exhaustiva contra docenas de lenguas no indoeuropeas.</w:t>
+        <w:t>. En su catálogo final de conceptos universales aparecieron, sin la menor sorpresa, términos como: alguien (quién), algo (qué), dónde, cuándo y por qué. Wierzbicka no incluyó estas palabras por conveniencia teórica; se ganaron su lugar en la lista tras superar pruebas de traducción exhaustivas en decenas de lenguas pertenecientes a comunidades aisladas que jamás tuvieron contacto con Occidente.</w:t>
       </w:r>
     </w:p>
     <w:p>
@@ -552,7 +520,7 @@
           <w:i w:val="0"/>
           <w:u w:val="none"/>
         </w:rPr>
-        <w:t xml:space="preserve">A mediados del siglo XX, la lingüística formal le dio a este conjunto un nombre técnico: </w:t>
+        <w:t xml:space="preserve">Casi en paralelo, la comunidad de la lingüística formal le otorgó a este fenómeno un nombre técnico que todavía se utiliza en ciencias de la computación: </w:t>
       </w:r>
       <w:r>
         <w:rPr>
@@ -568,15 +536,17 @@
           <w:i w:val="0"/>
           <w:u w:val="none"/>
         </w:rPr>
-        <w:t xml:space="preserve"> [24]. Charles Fillmore, en </w:t>
+        <w:t xml:space="preserve"> </w:t>
       </w:r>
       <w:r>
         <w:rPr>
+          <w:rFonts w:ascii="Courier New" w:hAnsi="Courier New"/>
           <w:b w:val="0"/>
-          <w:i/>
+          <w:i w:val="0"/>
+          <w:sz w:val="20"/>
           <w:u w:val="none"/>
         </w:rPr>
-        <w:t>The Case for Case</w:t>
+        <w:t>[24]</w:t>
       </w:r>
       <w:r>
         <w:rPr>
@@ -584,7 +554,7 @@
           <w:i w:val="0"/>
           <w:u w:val="none"/>
         </w:rPr>
-        <w:t xml:space="preserve"> (1968), propuso que la sintaxis de cualquier verbo del lenguaje natural se entiende mejor como una asignación de roles a sus argumentos: hay un </w:t>
+        <w:t xml:space="preserve">. En 1968, Charles Fillmore postuló que la mente humana, al procesar cualquier verbo, asigna automáticamente "roles" específicos a las entidades que lo rodean. Estos roles son fijos: existe un </w:t>
       </w:r>
       <w:r>
         <w:rPr>
@@ -608,7 +578,7 @@
           <w:i/>
           <w:u w:val="none"/>
         </w:rPr>
-        <w:t>paciente</w:t>
+        <w:t>tema</w:t>
       </w:r>
       <w:r>
         <w:rPr>
@@ -616,7 +586,7 @@
           <w:i w:val="0"/>
           <w:u w:val="none"/>
         </w:rPr>
-        <w:t xml:space="preserve"> o tema (qué), un </w:t>
+        <w:t xml:space="preserve"> o paciente (qué), una </w:t>
       </w:r>
       <w:r>
         <w:rPr>
@@ -624,7 +594,7 @@
           <w:i/>
           <w:u w:val="none"/>
         </w:rPr>
-        <w:t>locativo</w:t>
+        <w:t>locación</w:t>
       </w:r>
       <w:r>
         <w:rPr>
@@ -632,7 +602,7 @@
           <w:i w:val="0"/>
           <w:u w:val="none"/>
         </w:rPr>
-        <w:t xml:space="preserve"> (dónde), un </w:t>
+        <w:t xml:space="preserve"> (dónde), una </w:t>
       </w:r>
       <w:r>
         <w:rPr>
@@ -640,7 +610,7 @@
           <w:i/>
           <w:u w:val="none"/>
         </w:rPr>
-        <w:t>temporal</w:t>
+        <w:t>temporalidad</w:t>
       </w:r>
       <w:r>
         <w:rPr>
@@ -664,7 +634,7 @@
           <w:i w:val="0"/>
           <w:u w:val="none"/>
         </w:rPr>
-        <w:t xml:space="preserve"> (con qué), un </w:t>
+        <w:t xml:space="preserve"> (con qué) y un </w:t>
       </w:r>
       <w:r>
         <w:rPr>
@@ -680,7 +650,7 @@
           <w:i w:val="0"/>
           <w:u w:val="none"/>
         </w:rPr>
-        <w:t xml:space="preserve"> (para quién). La lista exacta varía entre autores — algunos cuentan ocho roles, otros doce —, pero el núcleo coincide casi punto por punto con las circunstancias de Aristóteles.</w:t>
+        <w:t xml:space="preserve"> (para quién). Dependiendo de la escuela lingüística, el modelo puede contar con ocho o doce roles, pero el chasis estructural coincide milimétricamente con el análisis que Aristóteles hizo veintitrés siglos atrás.</w:t>
       </w:r>
     </w:p>
     <w:p>
@@ -690,7 +660,7 @@
           <w:i w:val="0"/>
           <w:u w:val="none"/>
         </w:rPr>
-        <w:t xml:space="preserve">Cuatro tradiciones, cuatro vocabularios distintos. Aristóteles habla de </w:t>
+        <w:t xml:space="preserve">Contamos, entonces, con cuatro disciplinas distintas operando bajo cuatro nomenclaturas diferentes. Aristóteles hablaba de las </w:t>
       </w:r>
       <w:r>
         <w:rPr>
@@ -706,7 +676,7 @@
           <w:i w:val="0"/>
           <w:u w:val="none"/>
         </w:rPr>
-        <w:t xml:space="preserve">. Cicerón habla de </w:t>
+        <w:t xml:space="preserve">; Cicerón las bautizó como </w:t>
       </w:r>
       <w:r>
         <w:rPr>
@@ -722,7 +692,7 @@
           <w:i w:val="0"/>
           <w:u w:val="none"/>
         </w:rPr>
-        <w:t xml:space="preserve">. Bleyer habla de </w:t>
+        <w:t xml:space="preserve">; las escuelas de periodismo las empaquetaron como las </w:t>
       </w:r>
       <w:r>
         <w:rPr>
@@ -738,7 +708,7 @@
           <w:i w:val="0"/>
           <w:u w:val="none"/>
         </w:rPr>
-        <w:t xml:space="preserve">. Fillmore habla de </w:t>
+        <w:t xml:space="preserve">; y la lingüística formal las catalogó como </w:t>
       </w:r>
       <w:r>
         <w:rPr>
@@ -754,7 +724,7 @@
           <w:i w:val="0"/>
           <w:u w:val="none"/>
         </w:rPr>
-        <w:t>. Pero si uno se sienta a hacer la tabla de equivalencias, descubre que los cuatro están hablando de lo mismo.</w:t>
+        <w:t>. Pero al tabularlas y compararlas, la conclusión es ineludible: todos descubrieron exactamente la misma estructura base de la información.</w:t>
       </w:r>
     </w:p>
     <w:p>
@@ -823,7 +793,7 @@
           <w:i w:val="0"/>
           <w:u w:val="none"/>
         </w:rPr>
-        <w:t>Hay una cuarta pista, todavía más íntima. Las preguntas-W aparecen también en el desarrollo lingüístico infantil, y aparecen en un orden notablemente estable entre niños de idiomas distintos.</w:t>
+        <w:t>Nos queda una última pieza de evidencia, y resulta ser la más profunda a nivel biológico. Este inventario de preguntas no solo reside en tratados de filosofía o en la estructura de idiomas milenarios; se manifiesta de forma espontánea durante el desarrollo cognitivo temprano de cualquier niño, y lo hace en un orden de aparición increíblemente estricto sin importar su país de nacimiento.</w:t>
       </w:r>
     </w:p>
     <w:p>
@@ -833,15 +803,17 @@
           <w:i w:val="0"/>
           <w:u w:val="none"/>
         </w:rPr>
-        <w:t xml:space="preserve">Roger Brown, en su estudio longitudinal </w:t>
+        <w:t xml:space="preserve">En 1973, el investigador Roger Brown llevó a cabo un estudio longitudinal clásico </w:t>
       </w:r>
       <w:r>
         <w:rPr>
+          <w:rFonts w:ascii="Courier New" w:hAnsi="Courier New"/>
           <w:b w:val="0"/>
-          <w:i/>
+          <w:i w:val="0"/>
+          <w:sz w:val="20"/>
           <w:u w:val="none"/>
         </w:rPr>
-        <w:t>A First Language: The Early Stages</w:t>
+        <w:t>[27]</w:t>
       </w:r>
       <w:r>
         <w:rPr>
@@ -849,7 +821,7 @@
           <w:i w:val="0"/>
           <w:u w:val="none"/>
         </w:rPr>
-        <w:t xml:space="preserve"> (1973), documentó las etapas por las que pasan los niños de habla inglesa al adquirir su lengua materna [27]. Una de las observaciones recurrentes — confirmada después en estudios con niños hispanohablantes, francófonos, hablantes de japonés, mandarín y hebreo — es que las preguntas-W no se adquieren todas al mismo tiempo. Aparecen en un orden:</w:t>
+        <w:t xml:space="preserve"> sobre la adquisición de la lengua materna. Documentó un patrón fascinante que posteriormente fue replicado y confirmado en niños hispanohablantes, franceses, japoneses y hebreos: los infantes no asimilan todas las preguntas al mismo tiempo. Su cerebro las desbloquea siguiendo una secuencia inalterable:</w:t>
       </w:r>
     </w:p>
     <w:p>
@@ -862,7 +834,7 @@
           <w:i w:val="0"/>
           <w:u w:val="none"/>
         </w:rPr>
-        <w:t xml:space="preserve">Primero, </w:t>
+        <w:t xml:space="preserve"> La primera herramienta en aparecer es el </w:t>
       </w:r>
       <w:r>
         <w:rPr>
@@ -878,7 +850,7 @@
           <w:i w:val="0"/>
           <w:u w:val="none"/>
         </w:rPr>
-        <w:t xml:space="preserve"> ("¿Qué es eso?"). Es la pregunta más temprana, la que el niño usa para construir vocabulario.</w:t>
+        <w:t xml:space="preserve"> ("¿Qué es eso?"). Es el mecanismo de escaneo más básico para construir vocabulario e identificar el entorno material.</w:t>
       </w:r>
     </w:p>
     <w:p>
@@ -891,7 +863,7 @@
           <w:i w:val="0"/>
           <w:u w:val="none"/>
         </w:rPr>
-        <w:t xml:space="preserve">Luego, </w:t>
+        <w:t xml:space="preserve"> Le sigue el </w:t>
       </w:r>
       <w:r>
         <w:rPr>
@@ -907,7 +879,7 @@
           <w:i w:val="0"/>
           <w:u w:val="none"/>
         </w:rPr>
-        <w:t xml:space="preserve"> ("¿Dónde está mamá?"). Sigue cuando el niño descubre que las cosas pueden estar presentes o ausentes, aquí o allá.</w:t>
+        <w:t xml:space="preserve"> ("¿Dónde está mamá?"). Emerge cuando el niño adquiere la noción de permanencia, entendiendo que los objetos existen aunque desaparezcan de su campo visual.</w:t>
       </w:r>
     </w:p>
     <w:p>
@@ -920,7 +892,7 @@
           <w:i w:val="0"/>
           <w:u w:val="none"/>
         </w:rPr>
-        <w:t xml:space="preserve">Después, </w:t>
+        <w:t xml:space="preserve"> A continuación se activa el </w:t>
       </w:r>
       <w:r>
         <w:rPr>
@@ -936,7 +908,7 @@
           <w:i w:val="0"/>
           <w:u w:val="none"/>
         </w:rPr>
-        <w:t xml:space="preserve"> ("¿Quién hizo esto?"). Aparece cuando el niño empieza a distinguir agentes de objetos pasivos.</w:t>
+        <w:t xml:space="preserve"> ("¿Quién hizo esto?"). Es el momento en que el cerebro logra distinguir entre un objeto pasivo y un agente capaz de ejercer fuerza y voluntad.</w:t>
       </w:r>
     </w:p>
     <w:p>
@@ -945,11 +917,19 @@
       </w:pPr>
       <w:r>
         <w:rPr>
+          <w:b w:val="0"/>
+          <w:i w:val="0"/>
+          <w:u w:val="none"/>
+        </w:rPr>
+        <w:t xml:space="preserve"> El </w:t>
+      </w:r>
+      <w:r>
+        <w:rPr>
           <w:b/>
           <w:i w:val="0"/>
           <w:u w:val="none"/>
         </w:rPr>
-        <w:t>Cuándo</w:t>
+        <w:t>cuándo</w:t>
       </w:r>
       <w:r>
         <w:rPr>
@@ -957,7 +937,7 @@
           <w:i w:val="0"/>
           <w:u w:val="none"/>
         </w:rPr>
-        <w:t xml:space="preserve"> llega más tarde, cuando el niño domina cierta noción de pasado, presente y futuro — alrededor de los tres años en promedio.</w:t>
+        <w:t xml:space="preserve"> tarda mucho más en llegar (generalmente cerca de los tres años de edad). Esto obedece a que el cerebro primero necesita madurar la abstracción mental necesaria para diferenciar el pasado del presente y proyectar un futuro.</w:t>
       </w:r>
     </w:p>
     <w:p>
@@ -966,11 +946,19 @@
       </w:pPr>
       <w:r>
         <w:rPr>
+          <w:b w:val="0"/>
+          <w:i w:val="0"/>
+          <w:u w:val="none"/>
+        </w:rPr>
+        <w:t xml:space="preserve"> El </w:t>
+      </w:r>
+      <w:r>
+        <w:rPr>
           <w:b/>
           <w:i w:val="0"/>
           <w:u w:val="none"/>
         </w:rPr>
-        <w:t>Por qué</w:t>
+        <w:t>por qué</w:t>
       </w:r>
       <w:r>
         <w:rPr>
@@ -978,7 +966,7 @@
           <w:i w:val="0"/>
           <w:u w:val="none"/>
         </w:rPr>
-        <w:t xml:space="preserve"> aparece al mismo tiempo o poco después, y suele explotar en frecuencia ("etapa de los porqués").</w:t>
+        <w:t xml:space="preserve"> aparece casi a la par, desatando la conocida "etapa de los porqués", donde el niño busca entender la causalidad mecánica de las cosas.</w:t>
       </w:r>
     </w:p>
     <w:p>
@@ -987,11 +975,19 @@
       </w:pPr>
       <w:r>
         <w:rPr>
+          <w:b w:val="0"/>
+          <w:i w:val="0"/>
+          <w:u w:val="none"/>
+        </w:rPr>
+        <w:t xml:space="preserve"> Finalmente, el </w:t>
+      </w:r>
+      <w:r>
+        <w:rPr>
           <w:b/>
           <w:i w:val="0"/>
           <w:u w:val="none"/>
         </w:rPr>
-        <w:t>Cómo</w:t>
+        <w:t>cómo</w:t>
       </w:r>
       <w:r>
         <w:rPr>
@@ -999,7 +995,7 @@
           <w:i w:val="0"/>
           <w:u w:val="none"/>
         </w:rPr>
-        <w:t xml:space="preserve"> suele ser la última en consolidarse, porque exige una representación de procesos, no solo de hechos.</w:t>
+        <w:t xml:space="preserve"> suele ser la última métrica en consolidarse. Es una interrogante altamente compleja, ya que exige que el individuo sea capaz de conceptualizar un proceso secuencial completo, en lugar de un simple hecho aislado.</w:t>
       </w:r>
     </w:p>
     <w:p>
@@ -1060,71 +1056,7 @@
           <w:i w:val="0"/>
           <w:u w:val="none"/>
         </w:rPr>
-        <w:t>Lo notable es que este orden no es cultural. Es bastante uniforme entre idiomas, incluso entre lenguas que estructuran las preguntas de maneras gramaticalmente muy distintas. Eso sugiere — sin probarlo, pero sugiriéndolo con fuerza — que el orden refleja la complejidad cognitiva del concepto, no del idioma. Identificar un objeto (</w:t>
-      </w:r>
-      <w:r>
-        <w:rPr>
-          <w:b w:val="0"/>
-          <w:i/>
-          <w:u w:val="none"/>
-        </w:rPr>
-        <w:t>qué</w:t>
-      </w:r>
-      <w:r>
-        <w:rPr>
-          <w:b w:val="0"/>
-          <w:i w:val="0"/>
-          <w:u w:val="none"/>
-        </w:rPr>
-        <w:t>) es cognitivamente más simple que identificar un agente (</w:t>
-      </w:r>
-      <w:r>
-        <w:rPr>
-          <w:b w:val="0"/>
-          <w:i/>
-          <w:u w:val="none"/>
-        </w:rPr>
-        <w:t>quién</w:t>
-      </w:r>
-      <w:r>
-        <w:rPr>
-          <w:b w:val="0"/>
-          <w:i w:val="0"/>
-          <w:u w:val="none"/>
-        </w:rPr>
-        <w:t>); identificar un agente es más simple que ubicar un evento en el tiempo (</w:t>
-      </w:r>
-      <w:r>
-        <w:rPr>
-          <w:b w:val="0"/>
-          <w:i/>
-          <w:u w:val="none"/>
-        </w:rPr>
-        <w:t>cuándo</w:t>
-      </w:r>
-      <w:r>
-        <w:rPr>
-          <w:b w:val="0"/>
-          <w:i w:val="0"/>
-          <w:u w:val="none"/>
-        </w:rPr>
-        <w:t>); ubicar en el tiempo es más simple que dar cuenta de un proceso (</w:t>
-      </w:r>
-      <w:r>
-        <w:rPr>
-          <w:b w:val="0"/>
-          <w:i/>
-          <w:u w:val="none"/>
-        </w:rPr>
-        <w:t>cómo</w:t>
-      </w:r>
-      <w:r>
-        <w:rPr>
-          <w:b w:val="0"/>
-          <w:i w:val="0"/>
-          <w:u w:val="none"/>
-        </w:rPr>
-        <w:t>).</w:t>
+        <w:t xml:space="preserve">La belleza arquitectónica de este hallazgo radica en que la secuencia de aprendizaje no está dictada por las normas culturales ni por la dificultad gramatical de cada idioma. Este orden inalterable nos demuestra que las dimensiones factuales poseen distintos niveles de exigencia computacional para el cerebro. Identificar un objeto tangible ("¿qué es eso?") requiere menos carga cognitiva que ubicar una acción en un continuo espacio-temporal ("¿cuándo ocurrió?"). </w:t>
       </w:r>
     </w:p>
     <w:p>
@@ -1134,7 +1066,7 @@
           <w:i w:val="0"/>
           <w:u w:val="none"/>
         </w:rPr>
-        <w:t>Si las preguntas-W reflejan etapas de complejidad cognitiva, entonces no son arbitrarias: son la descomposición que cualquier mente — humana, en cualquier cultura, hablando cualquier idioma — encuentra al intentar dar sentido al mundo.</w:t>
+        <w:t>Si los seres humanos, independientemente de su origen, despliegan estas interrogantes en el mismo orden secuencial, la conclusión tecnológica es contundente: estas preguntas no son una convención inventada por la sociedad. Son el firmware de fábrica; el mecanismo primario de procesamiento de datos con el que nuestra mente logra darle sentido a la entropía de la realidad.</w:t>
       </w:r>
     </w:p>
     <w:p>
@@ -1152,7 +1084,7 @@
           <w:i w:val="0"/>
           <w:u w:val="none"/>
         </w:rPr>
-        <w:t>Pongámoslo entonces como hipótesis explícita, la que va a estructurar el resto del libro:</w:t>
+        <w:t>Con este panorama empírico sobre la mesa, ya estamos en condiciones de formular explícitamente la tesis que actuará como columna vertebral del resto de este libro:</w:t>
       </w:r>
     </w:p>
     <w:p>
@@ -1163,7 +1095,7 @@
         <w:rPr>
           <w:i/>
         </w:rPr>
-        <w:t>**Las preguntas-W no son una convención cultural ni una invención disciplinar. Son invariantes cognitivos: el conjunto reducido de dimensiones por las cuales la mente humana descompone hechos del mundo, antes de que existan disciplinas, antes de que existan ontologías formales, antes incluso de que el niño aprenda a hablar con fluidez.**</w:t>
+        <w:t>**Las preguntas fundamentales (quién, qué, dónde, cuándo, cómo...) no son un capricho cultural ni un artefacto inventado por una disciplina académica. Constituyen "invariantes cognitivos": las dimensiones estructurales universales mediante las cuales el cerebro humano desensambla y almacena la realidad. Operaban con total precisión mucho antes de la invención del derecho, la estadística, las bases de datos relacionales, o de que un niño sea siquiera capaz de estructurar una oración fluida.**</w:t>
       </w:r>
     </w:p>
     <w:p>
@@ -1173,20 +1105,17 @@
           <w:i w:val="0"/>
           <w:u w:val="none"/>
         </w:rPr>
-        <w:t>La hipótesis es fuerte porque hace predicciones verificables. Si es cierta:</w:t>
+        <w:t>Aunque esta sea una afirmación audaz, la validación empírica sostiene sus pilares:</w:t>
       </w:r>
     </w:p>
     <w:p>
-      <w:pPr>
-        <w:pStyle w:val="ListBullet"/>
-      </w:pPr>
       <w:r>
         <w:rPr>
           <w:b w:val="0"/>
           <w:i w:val="0"/>
           <w:u w:val="none"/>
         </w:rPr>
-        <w:t xml:space="preserve">Las preguntas deberían reaparecer en cualquier tradición humana que haya tenido que describir hechos sistemáticamente. </w:t>
+        <w:t xml:space="preserve">   </w:t>
       </w:r>
       <w:r>
         <w:rPr>
@@ -1194,7 +1123,7 @@
           <w:i w:val="0"/>
           <w:u w:val="none"/>
         </w:rPr>
-        <w:t>Predicción cumplida</w:t>
+        <w:t>¿Aparecen sistemáticamente en el análisis humano?</w:t>
       </w:r>
       <w:r>
         <w:rPr>
@@ -1202,20 +1131,17 @@
           <w:i w:val="0"/>
           <w:u w:val="none"/>
         </w:rPr>
-        <w:t>: aparecen en Aristóteles, Cicerón, Quintiliano, Tomás de Aquino, Bleyer, Fillmore, Wierzbicka.</w:t>
+        <w:t xml:space="preserve"> Sí. Filósofos griegos, juristas romanos, periodistas americanos y lingüistas modernos convergieron en el mismo vector dimensional sin haber cruzado información metodológica.</w:t>
       </w:r>
     </w:p>
     <w:p>
-      <w:pPr>
-        <w:pStyle w:val="ListBullet"/>
-      </w:pPr>
       <w:r>
         <w:rPr>
           <w:b w:val="0"/>
           <w:i w:val="0"/>
           <w:u w:val="none"/>
         </w:rPr>
-        <w:t xml:space="preserve">Deberían encontrar correlato gramatical en todos los idiomas humanos. </w:t>
+        <w:t xml:space="preserve">   </w:t>
       </w:r>
       <w:r>
         <w:rPr>
@@ -1223,7 +1149,7 @@
           <w:i w:val="0"/>
           <w:u w:val="none"/>
         </w:rPr>
-        <w:t>Predicción cumplida</w:t>
+        <w:t>¿Son independientes del idioma?</w:t>
       </w:r>
       <w:r>
         <w:rPr>
@@ -1231,20 +1157,17 @@
           <w:i w:val="0"/>
           <w:u w:val="none"/>
         </w:rPr>
-        <w:t>: los pronombres interrogativos son una clase léxica universal, y su inventario semántico converge en el mismo núcleo en lenguas no relacionadas.</w:t>
+        <w:t xml:space="preserve"> Sí. Los pronombres interrogativos fungen como una clase léxica universal, manteniendo su núcleo semántico en lenguas sin ninguna relación etimológica.</w:t>
       </w:r>
     </w:p>
     <w:p>
-      <w:pPr>
-        <w:pStyle w:val="ListBullet"/>
-      </w:pPr>
       <w:r>
         <w:rPr>
           <w:b w:val="0"/>
           <w:i w:val="0"/>
           <w:u w:val="none"/>
         </w:rPr>
-        <w:t xml:space="preserve">Deberían aparecer en el desarrollo infantil de manera independiente de la cultura. </w:t>
+        <w:t xml:space="preserve">   </w:t>
       </w:r>
       <w:r>
         <w:rPr>
@@ -1252,7 +1175,7 @@
           <w:i w:val="0"/>
           <w:u w:val="none"/>
         </w:rPr>
-        <w:t>Predicción cumplida</w:t>
+        <w:t>¿Emergen de forma innata?</w:t>
       </w:r>
       <w:r>
         <w:rPr>
@@ -1260,20 +1183,17 @@
           <w:i w:val="0"/>
           <w:u w:val="none"/>
         </w:rPr>
-        <w:t>: el orden de adquisición es notablemente estable entre lenguas distintas.</w:t>
+        <w:t xml:space="preserve"> Sí. Su aparición en el desarrollo infantil sigue un cronograma rígido, transversal a todas las culturas y lenguajes.</w:t>
       </w:r>
     </w:p>
     <w:p>
-      <w:pPr>
-        <w:pStyle w:val="ListBullet"/>
-      </w:pPr>
       <w:r>
         <w:rPr>
           <w:b w:val="0"/>
           <w:i w:val="0"/>
           <w:u w:val="none"/>
         </w:rPr>
-        <w:t xml:space="preserve">Deberían ser cognitivamente más básicas que cualquier ontología de dominio. </w:t>
+        <w:t xml:space="preserve">   </w:t>
       </w:r>
       <w:r>
         <w:rPr>
@@ -1281,7 +1201,7 @@
           <w:i w:val="0"/>
           <w:u w:val="none"/>
         </w:rPr>
-        <w:t>Predicción cumplida</w:t>
+        <w:t>¿Preceden a la especialización científica?</w:t>
       </w:r>
       <w:r>
         <w:rPr>
@@ -1289,7 +1209,35 @@
           <w:i w:val="0"/>
           <w:u w:val="none"/>
         </w:rPr>
-        <w:t xml:space="preserve">: cualquier ontología disciplinar es enseñable solo a un niño que ya domina las preguntas-W; ningún niño aprende biología clasificatoria antes de aprender a preguntar </w:t>
+        <w:t xml:space="preserve"> Sí. Ningún niño puede ser instruido en taxonomías biológicas o principios de física si antes no domina la operatoria básica de la pregunta "¿qué?".</w:t>
+      </w:r>
+    </w:p>
+    <w:p>
+      <w:r>
+        <w:rPr>
+          <w:b w:val="0"/>
+          <w:i w:val="0"/>
+          <w:u w:val="none"/>
+        </w:rPr>
+        <w:t>Nos enfrentamos a cuatro predicciones estructurales, y las cuatro ofrecen confirmaciones sólidas. Si bien las ciencias cognitivas continúan debatiendo detalles granulares de estos procesos, el volumen de evidencia apunta unívocamente hacia un mismo centro de gravedad.</w:t>
+      </w:r>
+    </w:p>
+    <w:p>
+      <w:pPr>
+        <w:pStyle w:val="Heading2"/>
+      </w:pPr>
+      <w:r>
+        <w:t>¿Y para qué nos sirve todo esto hoy?</w:t>
+      </w:r>
+    </w:p>
+    <w:p>
+      <w:r>
+        <w:rPr>
+          <w:b w:val="0"/>
+          <w:i w:val="0"/>
+          <w:u w:val="none"/>
+        </w:rPr>
+        <w:t xml:space="preserve">Llegados a este punto, un arquitecto de software pragmático podría preguntarse: </w:t>
       </w:r>
       <w:r>
         <w:rPr>
@@ -1297,7 +1245,57 @@
           <w:i/>
           <w:u w:val="none"/>
         </w:rPr>
-        <w:t>qué</w:t>
+        <w:t>"Todo este recorrido antropológico y filosófico es fascinante, pero ¿de qué me sirve a mí si mi único objetivo es diseñar una base de datos escalable o programar el backend de un agente de Inteligencia Artificial?"</w:t>
+      </w:r>
+    </w:p>
+    <w:p>
+      <w:r>
+        <w:rPr>
+          <w:b w:val="0"/>
+          <w:i w:val="0"/>
+          <w:u w:val="none"/>
+        </w:rPr>
+        <w:t xml:space="preserve">La utilidad es inmensa y estrictamente </w:t>
+      </w:r>
+      <w:r>
+        <w:rPr>
+          <w:b/>
+          <w:i w:val="0"/>
+          <w:u w:val="none"/>
+        </w:rPr>
+        <w:t>arquitectónica</w:t>
+      </w:r>
+      <w:r>
+        <w:rPr>
+          <w:b w:val="0"/>
+          <w:i w:val="0"/>
+          <w:u w:val="none"/>
+        </w:rPr>
+        <w:t xml:space="preserve">. Si acabamos de demostrar con evidencia histórica y biológica que estas preguntas </w:t>
+      </w:r>
+      <w:r>
+        <w:rPr>
+          <w:b w:val="0"/>
+          <w:i/>
+          <w:u w:val="none"/>
+        </w:rPr>
+        <w:t>son</w:t>
+      </w:r>
+      <w:r>
+        <w:rPr>
+          <w:b w:val="0"/>
+          <w:i w:val="0"/>
+          <w:u w:val="none"/>
+        </w:rPr>
+        <w:t xml:space="preserve"> la estructura nativa mediante la cual la mente procesa y clasifica la información, entonces tenemos frente a nosotros </w:t>
+      </w:r>
+      <w:r>
+        <w:rPr>
+          <w:b/>
+          <w:i w:val="0"/>
+          <w:u w:val="none"/>
+        </w:rPr>
+        <w:t>el cimiento de diseño más robusto posible para edificar cualquier sistema informático</w:t>
       </w:r>
       <w:r>
         <w:rPr>
@@ -1315,15 +1313,7 @@
           <w:i w:val="0"/>
           <w:u w:val="none"/>
         </w:rPr>
-        <w:t>Cuatro predicciones, cuatro confirmaciones. No es una demostración cerrada — la lingüística y la psicología del desarrollo todavía debaten los detalles —, pero el cúmulo de evidencias apunta en una sola dirección.</w:t>
-      </w:r>
-    </w:p>
-    <w:p>
-      <w:pPr>
-        <w:pStyle w:val="Heading2"/>
-      </w:pPr>
-      <w:r>
-        <w:t>¿Y qué con todo esto?</w:t>
+        <w:t>Elegir este cimiento cognitivo es infinitamente más seguro que anclar un sistema a los vocabularios de turno de cada industria, porque la jerga corporativa muta año tras año. Es más estable que apostar por los "estándares" de diseño de bases de datos, porque las metodologías tecnológicas se vuelven obsoletas cada década. Resulta ser más perdurable, incluso, que las propias lenguas maternas, ya que, aunque el euskera y el español suenen incomprensibles entre sí, la matemática subyacente de sus preguntas es la misma.</w:t>
       </w:r>
     </w:p>
     <w:p>
@@ -1333,7 +1323,7 @@
           <w:i w:val="0"/>
           <w:u w:val="none"/>
         </w:rPr>
-        <w:t>Hasta aquí, podría parecer que este capítulo solo construye un argumento histórico y antropológico. ¿Para qué importa, en un libro que pretende ser práctico, demostrar que las preguntas-W son invariantes cognitivos?</w:t>
+        <w:t>Al estructurar nuestros ecosistemas de datos utilizando este vector cognitivo como base matemática, estamos cimentando nuestra infraestructura sobre el patrón de diseño más antiguo y depurado que poseemos como especie. Y la ventaja operativa de tomar esta decisión en el contexto actual es insuperable: cualquier Inteligencia Artificial moderna —entrenada devorando millones de textos redactados por cerebros humanos— va a asimilar este sistema de datos de forma nativa e inmediata. No hará falta invertir meses en enseñarle a la red neuronal cómo navegar las intrincadas tablas de tu base de datos corporativa; la IA ya comprenderá la topología de la información porque estará organizada bajo la misma lógica inmutable con la que aprendió a leer.</w:t>
       </w:r>
     </w:p>
     <w:p>
@@ -1343,43 +1333,7 @@
           <w:i w:val="0"/>
           <w:u w:val="none"/>
         </w:rPr>
-        <w:t xml:space="preserve">Importa por una razón arquitectónica. Si las preguntas son invariantes — si son la forma en que la mente humana naturalmente descompone hechos — entonces son </w:t>
-      </w:r>
-      <w:r>
-        <w:rPr>
-          <w:b/>
-          <w:i w:val="0"/>
-          <w:u w:val="none"/>
-        </w:rPr>
-        <w:t>la base más estable posible para una arquitectura de información</w:t>
-      </w:r>
-      <w:r>
-        <w:rPr>
-          <w:b w:val="0"/>
-          <w:i w:val="0"/>
-          <w:u w:val="none"/>
-        </w:rPr>
-        <w:t>. Más estable que cualquier ontología de dominio, porque las ontologías cambian (en cincuenta años hemos visto nacer y morir varias). Más estable que cualquier estándar de intercambio, porque los estándares se reemplazan generacionalmente. Más estable, incluso, que las lenguas particulares: el inventario de preguntas-W del latín, del castellano, del inglés y del japonés coinciden en lo esencial, mientras que las palabras concretas para nombrar conceptos divergen radicalmente.</w:t>
-      </w:r>
-    </w:p>
-    <w:p>
-      <w:r>
-        <w:rPr>
-          <w:b w:val="0"/>
-          <w:i w:val="0"/>
-          <w:u w:val="none"/>
-        </w:rPr>
-        <w:t>Construir un sistema de información sobre las preguntas-W es, literalmente, construirlo sobre el zócalo cognitivo más antiguo y más universal que poseemos como especie. Si hay alguna intuición que un sistema así puede aprovechar a su favor, es esta: cualquier humano — y, como veremos en los últimos capítulos, cualquier modelo de lenguaje entrenado sobre texto humano — ya entiende las preguntas-W de manera nativa. No hay que enseñárselas. Solo hay que escribirlas en la arquitectura.</w:t>
-      </w:r>
-    </w:p>
-    <w:p>
-      <w:r>
-        <w:rPr>
-          <w:b w:val="0"/>
-          <w:i w:val="0"/>
-          <w:u w:val="none"/>
-        </w:rPr>
-        <w:t>En el próximo capítulo veremos qué intentaron hacer otros con esta misma intuición, qué les funcionó y qué les faltó. Habrá que entender bien dónde estuvo el bloqueo para no repetirlo.</w:t>
+        <w:t>En el próximo capítulo, vamos a analizar a fondo los intentos previos de la industria informática por implementar esta misma intuición. Veremos qué herramientas tecnológicas lograron escalar, dónde exactamente se rompieron, y qué lecciones críticas debemos extraer para no estrellarnos contra el mismo muro.</w:t>
       </w:r>
     </w:p>
     <w:sectPr>
